--- a/analyses-project/guidance/EART29200_Writing_Workbook.docx
+++ b/analyses-project/guidance/EART29200_Writing_Workbook.docx
@@ -5173,7 +5173,7 @@
               <w:spacing w:after="40"/>
             </w:pPr>
             <w:r>
-              <w:t xml:space="preserve">1C  Read handbook §1–3; skim §9 (marking)</w:t>
+              <w:t xml:space="preserve">1C  Read Student Guide §1–2; skim §7 (marking)</w:t>
             </w:r>
           </w:p>
         </w:tc>
@@ -8670,7 +8670,7 @@
               <w:t xml:space="preserve">Notebook:</w:t>
             </w:r>
             <w:r>
-              <w:t xml:space="preserve"> run sections 1–3 (seasonal cycle; global ENSO maps; global-mean anomalies). Analysis slides 02 and 03.</w:t>
+              <w:t xml:space="preserve"> run sections 1–3 (seasonal cycle; global ENSO maps; global-mean anomalies). Read each section's introduction before running it.</w:t>
             </w:r>
           </w:p>
           <w:p>
@@ -11391,7 +11391,7 @@
               <w:t xml:space="preserve">Notebook:</w:t>
             </w:r>
             <w:r>
-              <w:t xml:space="preserve"> sections 4–5 (regional analysis; ONI vs regional anomaly), plus 6 if timing interests you. Explore low/medium/high cloud in your candidate regions. Optional: methods_demos.ipynb §1–2. Analysis slides 04.</w:t>
+              <w:t xml:space="preserve"> sections 4–5 (regional analysis; ONI vs regional anomaly), plus 6 if timing interests you. Explore low/medium/high cloud in your candidate regions. Optional: methods_demos.ipynb §1–2.</w:t>
             </w:r>
           </w:p>
           <w:p>
@@ -15191,7 +15191,7 @@
               <w:t xml:space="preserve">Notebook:</w:t>
             </w:r>
             <w:r>
-              <w:t xml:space="preserve"> analysis slides 04 and 05; optional section 6 if your question is about timing.</w:t>
+              <w:t xml:space="preserve"> adapt sections 4–5 to your region, cloud level or season; optional section 6 if your question is about timing.</w:t>
             </w:r>
           </w:p>
           <w:p>
@@ -15345,7 +15345,7 @@
         <w:keepNext/>
       </w:pPr>
       <w:r>
-        <w:t xml:space="preserve">Caption check (Schultz §11.10 + handbook §8)</w:t>
+        <w:t xml:space="preserve">Caption check (Schultz §11.10 + Student Guide §6)</w:t>
       </w:r>
     </w:p>
     <w:p>

--- a/analyses-project/guidance/EART29200_Writing_Workbook.docx
+++ b/analyses-project/guidance/EART29200_Writing_Workbook.docx
@@ -18138,7 +18138,7 @@
           <w:i/>
           <w:iCs/>
         </w:rPr>
-        <w:t xml:space="preserve">n_eff = n (1 − r₁ₓ r₁ᵧ) / (1 + r₁ₓ r₁ᵧ), where r₁ is each series' lag-1 autocorrelation. The ONI's r₁ is 0.97, so 247 months behave like roughly 30–135 independent ones, depending on the cloud series.</w:t>
+        <w:t xml:space="preserve">n_eff is the effective sample size: how many genuinely independent values the data contain. n_eff = n (1 − r₁ₓ r₁ᵧ) / (1 + r₁ₓ r₁ᵧ), where r₁ is each series' lag-1 autocorrelation. The ONI's r₁ is 0.97, so 247 months behave like roughly 30–135 independent ones, depending on the cloud series.</w:t>
       </w:r>
     </w:p>
     <w:p>
@@ -18493,7 +18493,7 @@
           <w:i/>
           <w:iCs/>
         </w:rPr>
-        <w:t xml:space="preserve">Remember: 20 complete years make 190 possible pairs, so about 10 will look ‘significant’ at p &lt; 0.05 by chance alone.</w:t>
+        <w:t xml:space="preserve">Each year's 12 months behave like about 3.6 independent months (r₁ = 0.54), which is why the adjusted p is larger. Don't judge by whether the bars overlap; use the test. Remember: 20 complete years make 190 possible pairs, so about 10 will look ‘significant’ at p &lt; 0.05 by chance alone.</w:t>
       </w:r>
     </w:p>
     <w:p>
